--- a/resources/se-agreement-note-template.docx
+++ b/resources/se-agreement-note-template.docx
@@ -28,7 +28,7 @@
     <w:p>
       <w:pPr>
         <w:jc w:val="both"/>
-        <w:ind w:left="1418" w:first-line="-567"/>
+        <w:ind w:left="720" w:first-line="-720"/>
       </w:pPr>
       <w:r>
         <w:rPr>
@@ -78,21 +78,21 @@
     </w:p>
     <w:p>
       <w:pPr>
-        <w:ind w:left="1418" w:first-line="-567"/>
-      </w:pPr>
-      <w:r>
-        <w:rPr>
-          <w:rFonts w:ascii="Times New Roman" w:hAnsi="Times New Roman" w:cs="Times New Roman"/>
-          <w:sz w:val="24"/>
-          <w:sz-cs w:val="24"/>
-        </w:rPr>
-        <w:t xml:space="preserve"/>
-      </w:r>
-    </w:p>
-    <w:p>
-      <w:pPr>
-        <w:jc w:val="both"/>
-        <w:ind w:left="1418" w:first-line="-630"/>
+        <w:ind w:left="720" w:first-line="-720"/>
+      </w:pPr>
+      <w:r>
+        <w:rPr>
+          <w:rFonts w:ascii="Times New Roman" w:hAnsi="Times New Roman" w:cs="Times New Roman"/>
+          <w:sz w:val="24"/>
+          <w:sz-cs w:val="24"/>
+        </w:rPr>
+        <w:t xml:space="preserve"/>
+      </w:r>
+    </w:p>
+    <w:p>
+      <w:pPr>
+        <w:jc w:val="both"/>
+        <w:ind w:left="720" w:first-line="-720"/>
       </w:pPr>
       <w:r>
         <w:rPr>
@@ -114,39 +114,36 @@
     </w:p>
     <w:p>
       <w:pPr>
-        <w:ind w:left="1418" w:first-line="-567"/>
-      </w:pPr>
-      <w:r>
-        <w:rPr>
-          <w:rFonts w:ascii="Times New Roman" w:hAnsi="Times New Roman" w:cs="Times New Roman"/>
-          <w:sz w:val="24"/>
-          <w:sz-cs w:val="24"/>
-          <w:b/>
-        </w:rPr>
-        <w:t xml:space="preserve"> Ref:</w:t>
-        <w:tab/>
-        <w:t>1) ‘e’ proc. NIT No. {{NIT No}} (Item No.       ), Date: {{NIT Date}}</w:t>
-      </w:r>
-      <w:r>
-        <w:rPr>
-          <w:rFonts w:ascii="Times New Roman" w:hAnsi="Times New Roman" w:cs="Times New Roman"/>
-          <w:sz w:val="24"/>
-          <w:sz-cs w:val="24"/>
-        </w:rPr>
-      </w:r>
-    </w:p>
-    <w:p>
-      <w:pPr>
-        <w:ind w:left="1418" w:first-line="-567"/>
-      </w:pPr>
-      <w:r>
-        <w:rPr>
-          <w:rFonts w:ascii="Times New Roman" w:hAnsi="Times New Roman" w:cs="Times New Roman"/>
-          <w:sz w:val="24"/>
-          <w:sz-cs w:val="24"/>
-          <w:b/>
-        </w:rPr>
-        <w:tab/>
+        <w:ind w:left="720" w:first-line="-720"/>
+      </w:pPr>
+      <w:r>
+        <w:rPr>
+          <w:rFonts w:ascii="Times New Roman" w:hAnsi="Times New Roman" w:cs="Times New Roman"/>
+          <w:sz w:val="24"/>
+          <w:sz-cs w:val="24"/>
+          <w:b/>
+        </w:rPr>
+        <w:t xml:space="preserve"> Ref:  1) ‘e’ proc. NIT No. {{NIT No}} (Item No.{{Item No}}), Date: {{NIT Date}}</w:t>
+      </w:r>
+      <w:r>
+        <w:rPr>
+          <w:rFonts w:ascii="Times New Roman" w:hAnsi="Times New Roman" w:cs="Times New Roman"/>
+          <w:sz w:val="24"/>
+          <w:sz-cs w:val="24"/>
+        </w:rPr>
+      </w:r>
+    </w:p>
+    <w:p>
+      <w:pPr>
+        <w:ind w:left="720" w:first-line="-720"/>
+      </w:pPr>
+      <w:r>
+        <w:rPr>
+          <w:rFonts w:ascii="Times New Roman" w:hAnsi="Times New Roman" w:cs="Times New Roman"/>
+          <w:sz w:val="24"/>
+          <w:sz-cs w:val="24"/>
+          <w:b/>
+        </w:rPr>
         <w:t>2)  Loa No:            /SE/{{ZoneAbbr}}/{{Corp}}/{{FY}}, dated:                    .</w:t>
       </w:r>
       <w:r>
@@ -160,7 +157,7 @@
     <w:p>
       <w:pPr>
         <w:jc w:val="center"/>
-        <w:ind w:left="1418" w:first-line="-567"/>
+        <w:ind w:left="720" w:first-line="-720"/>
       </w:pPr>
       <w:r>
         <w:rPr>

--- a/resources/se-agreement-note-template.docx
+++ b/resources/se-agreement-note-template.docx
@@ -202,7 +202,7 @@
       </w:r>
       <w:r>
         <w:rPr/>
-        <w:t xml:space="preserve"> EMD 1% Rs.__________ Payment ID: __________, ICICI Payment ID Gate ID / UTR No. : __________, Dt:__________, EMD 1% transferred to CMC Collection account on Dt: __________, __________, TSTS payment towards corpus fund online receipt Rs.__________, ICICI, Payment Id: __________, Dt:__________ towards e- Corpus Fund to the Managing Director TSTS.</w:t>
+        <w:t xml:space="preserve"> EMD 1% Rs.__________ Payment ID: __________, ICICI Payment ID Gate ID / UTR No. : __________, Dt:__________, EMD 1% transferred to {{Corp}} Collection account on Dt: __________, __________, TSTS payment towards corpus fund online receipt Rs.__________, ICICI, Payment Id: __________, Dt:__________ towards e- Corpus Fund to the Managing Director TSTS.</w:t>
       </w:r>
     </w:p>
     <w:p>
